--- a/4/tp/lab2/lab.docx
+++ b/4/tp/lab2/lab.docx
@@ -5,24 +5,92 @@
     <w:p>
       <w:pPr>
         <w:pStyle w:val="1"/>
-      </w:pPr>
-      <w:r>
-        <w:t xml:space="preserve">Вариант задания </w:t>
+        <w:rPr>
+          <w:lang w:val="en-US"/>
+        </w:rPr>
+      </w:pPr>
+      <w:r>
+        <w:t>Вариант задания</w:t>
       </w:r>
     </w:p>
     <w:p>
       <w:pPr>
         <w:pStyle w:val="a2"/>
       </w:pPr>
+      <w:r>
+        <w:t>В качестве разрабатываемой системы выбрана предметная область с прошлого семестра – Облачное хранилище файлов</w:t>
+      </w:r>
+    </w:p>
+    <w:p>
+      <w:pPr>
+        <w:pStyle w:val="a2"/>
+      </w:pPr>
     </w:p>
     <w:p>
       <w:pPr>
         <w:pStyle w:val="1"/>
       </w:pPr>
       <w:r>
-        <w:t xml:space="preserve">Словесное описание каждой диаграммы </w:t>
-      </w:r>
-    </w:p>
+        <w:t>Описание сценария диаграммы последовательности «</w:t>
+      </w:r>
+      <w:r>
+        <w:t>Скачать файл</w:t>
+      </w:r>
+      <w:r>
+        <w:t>»</w:t>
+      </w:r>
+    </w:p>
+    <w:p>
+      <w:pPr>
+        <w:pStyle w:val="2"/>
+      </w:pPr>
+      <w:r>
+        <w:t>Участники (линии жизни)</w:t>
+      </w:r>
+      <w:r>
+        <w:t>:</w:t>
+      </w:r>
+    </w:p>
+    <w:p>
+      <w:pPr>
+        <w:pStyle w:val="a0"/>
+      </w:pPr>
+      <w:bookmarkStart w:id="0" w:name="_Hlk214195633"/>
+      <w:r>
+        <w:t>Пользователь —</w:t>
+      </w:r>
+      <w:r>
+        <w:t xml:space="preserve"> инициатор запроса на скачивание</w:t>
+      </w:r>
+    </w:p>
+    <w:p>
+      <w:pPr>
+        <w:pStyle w:val="a0"/>
+      </w:pPr>
+      <w:r>
+        <w:t>FileController — контроллер/сервис, который координирует процесс скачивания</w:t>
+      </w:r>
+    </w:p>
+    <w:p>
+      <w:pPr>
+        <w:pStyle w:val="a0"/>
+      </w:pPr>
+      <w:r>
+        <w:t>StorageService — сервис хранилища, проверяет наличие и права.</w:t>
+      </w:r>
+    </w:p>
+    <w:p>
+      <w:pPr>
+        <w:pStyle w:val="a0"/>
+      </w:pPr>
+      <w:r>
+        <w:t>Journal —</w:t>
+      </w:r>
+      <w:r>
+        <w:t xml:space="preserve"> система журналирования, логирует ключевые события.</w:t>
+      </w:r>
+    </w:p>
+    <w:bookmarkEnd w:id="0"/>
     <w:p>
       <w:pPr>
         <w:pStyle w:val="a2"/>
@@ -30,22 +98,991 @@
     </w:p>
     <w:p>
       <w:pPr>
+        <w:pStyle w:val="2"/>
+      </w:pPr>
+      <w:r>
+        <w:t>Пошаговое описание сценария</w:t>
+      </w:r>
+    </w:p>
+    <w:p>
+      <w:pPr>
+        <w:pStyle w:val="3"/>
+      </w:pPr>
+      <w:r>
+        <w:t>Инициирование</w:t>
+      </w:r>
+    </w:p>
+    <w:p>
+      <w:pPr>
+        <w:pStyle w:val="a2"/>
+      </w:pPr>
+      <w:r>
+        <w:t>Пользователь посылает сообщение Скачать файл контроллеру. Контроллер сразу записывает в журнал событие «запрос_скачивания».</w:t>
+      </w:r>
+    </w:p>
+    <w:p>
+      <w:pPr>
+        <w:pStyle w:val="3"/>
+      </w:pPr>
+      <w:r>
+        <w:t>Проверка существования файла</w:t>
+      </w:r>
+    </w:p>
+    <w:p>
+      <w:pPr>
+        <w:pStyle w:val="a2"/>
+      </w:pPr>
+      <w:r>
+        <w:t xml:space="preserve">FileController </w:t>
+      </w:r>
+      <w:r>
+        <w:t>обращается к Storage с запросом «Проверить существование файла». Хранилище возвращает результат проверки.</w:t>
+      </w:r>
+    </w:p>
+    <w:p>
+      <w:pPr>
+        <w:pStyle w:val="3"/>
+      </w:pPr>
+      <w:r>
+        <w:t>Ветвление — файл найден / не найден (фрагмент alt с break)</w:t>
+      </w:r>
+    </w:p>
+    <w:p>
+      <w:pPr>
+        <w:pStyle w:val="a2"/>
+      </w:pPr>
+      <w:r>
+        <w:t>Если файл не найден, выполнится ветвь ошибки: контроллер сообщает пользователю об ошибке «файл не найден» и логирует это событие. В диаграмме используется break, что семантически означает досрочное завершение дальнейшего сценария — дальнейшие шаги не выполняются.</w:t>
+      </w:r>
+    </w:p>
+    <w:p>
+      <w:pPr>
+        <w:pStyle w:val="a2"/>
+      </w:pPr>
+      <w:r>
+        <w:t>Если файл найден, сценарий идёт дальше — проверяется доступ (следующий шаг).</w:t>
+      </w:r>
+    </w:p>
+    <w:p>
+      <w:pPr>
+        <w:pStyle w:val="3"/>
+      </w:pPr>
+      <w:r>
+        <w:t>Проверка прав доступа</w:t>
+      </w:r>
+    </w:p>
+    <w:p>
+      <w:pPr>
+        <w:pStyle w:val="a2"/>
+      </w:pPr>
+      <w:r>
+        <w:lastRenderedPageBreak/>
+        <w:t>FC запрашивает у Storage информацию о правах доступа пользователя на скачивание, Storage возвращает результат проверки.</w:t>
+      </w:r>
+    </w:p>
+    <w:p>
+      <w:pPr>
+        <w:pStyle w:val="3"/>
+      </w:pPr>
+      <w:r>
+        <w:t>Альтернатива — доступ разрешён / запрещён (фрагмент alt)</w:t>
+      </w:r>
+    </w:p>
+    <w:p>
+      <w:pPr>
+        <w:pStyle w:val="a2"/>
+      </w:pPr>
+      <w:r>
+        <w:t>Если доступ запрещён — FC возвращает пользователю ошибку «загрузка запрещена» и логирует это событие. Сценарий завершается в этой ветви.</w:t>
+      </w:r>
+    </w:p>
+    <w:p>
+      <w:pPr>
+        <w:pStyle w:val="a2"/>
+      </w:pPr>
+      <w:r>
+        <w:t>Если доступ разрешён — переходим к финальным действиям.</w:t>
+      </w:r>
+    </w:p>
+    <w:p>
+      <w:pPr>
+        <w:pStyle w:val="3"/>
+      </w:pPr>
+      <w:r>
+        <w:t>Опциональное действие после скачивания (фрагмент opt)</w:t>
+      </w:r>
+    </w:p>
+    <w:p>
+      <w:pPr>
+        <w:pStyle w:val="a2"/>
+      </w:pPr>
+      <w:r>
+        <w:t>В ветви, где доступ разрешён, присутствует опциональная секция: если пользователь выбрал опцию «Открыть после скачивания», контроллер инициирует локальное открытие файла. Это действие выполняется только при выполнении условия (выбор пользователя).</w:t>
+      </w:r>
+    </w:p>
+    <w:p>
+      <w:pPr>
+        <w:pStyle w:val="3"/>
+        <w:numPr>
+          <w:ilvl w:val="2"/>
+          <w:numId w:val="43"/>
+        </w:numPr>
+      </w:pPr>
+      <w:r>
+        <w:t>Завершение</w:t>
+      </w:r>
+    </w:p>
+    <w:p>
+      <w:pPr>
+        <w:pStyle w:val="a2"/>
+      </w:pPr>
+      <w:r>
+        <w:t>После успешного завершения контроллер логирует событие скачивание_успешно и уведомляет пользователя о завершении скачивания.</w:t>
+      </w:r>
+    </w:p>
+    <w:p>
+      <w:pPr>
+        <w:pStyle w:val="a2"/>
+      </w:pPr>
+    </w:p>
+    <w:p>
+      <w:pPr>
+        <w:pStyle w:val="2"/>
+      </w:pPr>
+      <w:r>
+        <w:t>Использованные к</w:t>
+      </w:r>
+      <w:r>
+        <w:t>омбинированные фрагменты</w:t>
+      </w:r>
+    </w:p>
+    <w:p>
+      <w:pPr>
+        <w:pStyle w:val="3"/>
+      </w:pPr>
+      <w:r>
+        <w:t>break — прерывание сценария: в вашей диаграмме применяется при ситуации «файл не найден», чтобы показать, что дальнейшие шаги не выполняются.</w:t>
+      </w:r>
+    </w:p>
+    <w:p>
+      <w:pPr>
+        <w:pStyle w:val="3"/>
+      </w:pPr>
+      <w:r>
+        <w:t>alt — альтернативные ветви: используется для разделения логики по результатам проверок (существует/не существует, доступ разрешён/запрещён).</w:t>
+      </w:r>
+    </w:p>
+    <w:p>
+      <w:pPr>
+        <w:pStyle w:val="3"/>
+      </w:pPr>
+      <w:r>
+        <w:t>opt — опциональная ветвь: показывает необязательное действие «Открыть после скачивания», которое выполняется только если пользователь выбрал эту опцию.</w:t>
+      </w:r>
+    </w:p>
+    <w:p>
+      <w:pPr>
+        <w:spacing w:after="160" w:line="259" w:lineRule="auto"/>
+        <w:rPr>
+          <w:rFonts w:ascii="Times New Roman" w:hAnsi="Times New Roman" w:cs="Times New Roman"/>
+          <w:sz w:val="28"/>
+        </w:rPr>
+      </w:pPr>
+      <w:r>
+        <w:br w:type="page"/>
+      </w:r>
+    </w:p>
+    <w:p>
+      <w:pPr>
         <w:pStyle w:val="1"/>
       </w:pPr>
       <w:r>
+        <w:lastRenderedPageBreak/>
+        <w:t>Описание сценария диаграммы последовательности «Загрузить файл»</w:t>
+      </w:r>
+    </w:p>
+    <w:p>
+      <w:pPr>
+        <w:pStyle w:val="2"/>
+      </w:pPr>
+      <w:r>
+        <w:t>Участники (линии жизни)</w:t>
+      </w:r>
+    </w:p>
+    <w:p>
+      <w:pPr>
+        <w:pStyle w:val="a0"/>
+      </w:pPr>
+      <w:r>
+        <w:t>Пользователь — инициатор запроса на скачивание</w:t>
+      </w:r>
+    </w:p>
+    <w:p>
+      <w:pPr>
+        <w:pStyle w:val="a0"/>
+      </w:pPr>
+      <w:r>
+        <w:t>FileController — контроллер/сервис, который координирует процесс скачивания</w:t>
+      </w:r>
+    </w:p>
+    <w:p>
+      <w:pPr>
+        <w:pStyle w:val="a0"/>
+      </w:pPr>
+      <w:r>
+        <w:t>StorageService — сервис хранилища, проверяет наличие и права.</w:t>
+      </w:r>
+    </w:p>
+    <w:p>
+      <w:pPr>
+        <w:pStyle w:val="a0"/>
+      </w:pPr>
+      <w:r>
+        <w:t>Journal — система журналирования, логирует ключевые события.</w:t>
+      </w:r>
+    </w:p>
+    <w:p>
+      <w:pPr>
+        <w:pStyle w:val="a0"/>
+      </w:pPr>
+      <w:r>
+        <w:t>VirusScanner — антивирусный сервис, проверяет загруженный файл на угрозы.</w:t>
+      </w:r>
+    </w:p>
+    <w:p>
+      <w:pPr>
+        <w:pStyle w:val="a0"/>
+      </w:pPr>
+      <w:r>
+        <w:t>Converter — компонент обработки файла (конвертация/индексация/генерация миниатюр).</w:t>
+      </w:r>
+    </w:p>
+    <w:p>
+      <w:pPr>
+        <w:pStyle w:val="a2"/>
+      </w:pPr>
+    </w:p>
+    <w:p>
+      <w:pPr>
+        <w:pStyle w:val="2"/>
+      </w:pPr>
+      <w:r>
+        <w:t>Пошаговое описание сценария</w:t>
+      </w:r>
+    </w:p>
+    <w:p>
+      <w:pPr>
+        <w:pStyle w:val="3"/>
+      </w:pPr>
+      <w:r>
+        <w:t>Инициирование загрузки</w:t>
+      </w:r>
+    </w:p>
+    <w:p>
+      <w:pPr>
+        <w:pStyle w:val="a2"/>
+        <w:ind w:firstLine="0"/>
+      </w:pPr>
+      <w:r>
+        <w:t>Пользователь отправляет Инициировать загрузку в FileController.</w:t>
+      </w:r>
+      <w:r>
+        <w:t xml:space="preserve"> </w:t>
+      </w:r>
+      <w:r>
+        <w:t>FileController записывает событие загрузка в Journal.</w:t>
+      </w:r>
+      <w:r>
+        <w:t xml:space="preserve"> </w:t>
+      </w:r>
+      <w:r>
+        <w:t>FileController запрашивает у StorageService квоту для пользователя (Запрос квоты).</w:t>
+      </w:r>
+      <w:r>
+        <w:t xml:space="preserve"> </w:t>
+      </w:r>
+      <w:r>
+        <w:t>StorageService возвращает информацию о квоте.</w:t>
+      </w:r>
+    </w:p>
+    <w:p>
+      <w:pPr>
+        <w:pStyle w:val="3"/>
+      </w:pPr>
+      <w:r>
+        <w:t>Проверка квоты (ветвление / досрочное завершение)</w:t>
+      </w:r>
+    </w:p>
+    <w:p>
+      <w:pPr>
+        <w:pStyle w:val="a2"/>
+        <w:ind w:firstLine="0"/>
+      </w:pPr>
+      <w:r>
+        <w:t>Если квоты недостаточно, выполняется ветвь ошибки:</w:t>
+      </w:r>
+      <w:r>
+        <w:t xml:space="preserve"> </w:t>
+      </w:r>
+      <w:r>
+        <w:t>FileController возвращает пользователю ошибку Ошибка: квота превышена.</w:t>
+      </w:r>
+      <w:r>
+        <w:t xml:space="preserve"> </w:t>
+      </w:r>
+      <w:r>
+        <w:t>FileController записывает в Journal событие недостаточно_квоты.</w:t>
+      </w:r>
+      <w:r>
+        <w:t xml:space="preserve"> </w:t>
+      </w:r>
+      <w:r>
+        <w:t>Процесс загрузки прерывается (логический break).</w:t>
+      </w:r>
+      <w:r>
+        <w:t xml:space="preserve"> </w:t>
+      </w:r>
+      <w:r>
+        <w:t>Если квоты достаточно, процесс продолжается к передаче частей.</w:t>
+      </w:r>
+    </w:p>
+    <w:p>
+      <w:pPr>
+        <w:pStyle w:val="3"/>
+      </w:pPr>
+      <w:r>
+        <w:t>Передача частей файла (цикл — for each)</w:t>
+      </w:r>
+    </w:p>
+    <w:p>
+      <w:pPr>
+        <w:pStyle w:val="3"/>
+        <w:numPr>
+          <w:ilvl w:val="0"/>
+          <w:numId w:val="0"/>
+        </w:numPr>
+      </w:pPr>
+      <w:r>
+        <w:t>Для</w:t>
+      </w:r>
+      <w:r>
+        <w:t xml:space="preserve"> </w:t>
+      </w:r>
+      <w:r>
+        <w:t>каждой</w:t>
+      </w:r>
+      <w:r>
+        <w:t xml:space="preserve"> </w:t>
+      </w:r>
+      <w:r>
+        <w:t>части</w:t>
+      </w:r>
+      <w:r>
+        <w:t xml:space="preserve"> </w:t>
+      </w:r>
+      <w:r>
+        <w:t>файла</w:t>
+      </w:r>
+      <w:r>
+        <w:t xml:space="preserve"> (</w:t>
+      </w:r>
+      <w:r>
+        <w:rPr>
+          <w:lang w:val="en-US"/>
+        </w:rPr>
+        <w:t>for</w:t>
+      </w:r>
+      <w:r>
+        <w:t xml:space="preserve"> </w:t>
+      </w:r>
+      <w:r>
+        <w:rPr>
+          <w:lang w:val="en-US"/>
+        </w:rPr>
+        <w:t>each</w:t>
+      </w:r>
+      <w:r>
+        <w:t xml:space="preserve"> </w:t>
+      </w:r>
+      <w:r>
+        <w:rPr>
+          <w:lang w:val="en-US"/>
+        </w:rPr>
+        <w:t>chunk</w:t>
+      </w:r>
+      <w:r>
+        <w:t xml:space="preserve"> </w:t>
+      </w:r>
+      <w:r>
+        <w:rPr>
+          <w:lang w:val="en-US"/>
+        </w:rPr>
+        <w:t>in</w:t>
+      </w:r>
+      <w:r>
+        <w:t xml:space="preserve"> </w:t>
+      </w:r>
+      <w:r>
+        <w:rPr>
+          <w:lang w:val="en-US"/>
+        </w:rPr>
+        <w:t>file</w:t>
+      </w:r>
+      <w:r>
+        <w:t>.</w:t>
+      </w:r>
+      <w:r>
+        <w:rPr>
+          <w:lang w:val="en-US"/>
+        </w:rPr>
+        <w:t>chunks</w:t>
+      </w:r>
+      <w:r>
+        <w:t>):</w:t>
+      </w:r>
+      <w:r>
+        <w:t xml:space="preserve"> </w:t>
+      </w:r>
+      <w:r>
+        <w:t>Пользователь отправляет часть контроллеру.</w:t>
+      </w:r>
+      <w:r>
+        <w:t xml:space="preserve"> </w:t>
+      </w:r>
+      <w:r>
+        <w:t>FileController пересылает часть в StorageService для сохранения.</w:t>
+      </w:r>
+      <w:r>
+        <w:t xml:space="preserve"> </w:t>
+      </w:r>
+      <w:r>
+        <w:t>StorageService возвращает результат сохранения.</w:t>
+      </w:r>
+      <w:r>
+        <w:t xml:space="preserve"> </w:t>
+      </w:r>
+      <w:r>
+        <w:t>Если при сохранении части возникает ошибка, срабатывает прерывание:</w:t>
+      </w:r>
+      <w:r>
+        <w:t xml:space="preserve"> </w:t>
+      </w:r>
+      <w:r>
+        <w:t xml:space="preserve">FileController уведомляет пользователя </w:t>
+      </w:r>
+      <w:r>
+        <w:lastRenderedPageBreak/>
+        <w:t>Ошибка: ошибка при загрузке файла.</w:t>
+      </w:r>
+      <w:r>
+        <w:t xml:space="preserve"> </w:t>
+      </w:r>
+      <w:r>
+        <w:t>FileController записывает в Journal событие ошибка_загрузки.</w:t>
+      </w:r>
+      <w:r>
+        <w:t xml:space="preserve"> </w:t>
+      </w:r>
+      <w:r>
+        <w:t>Цикл и весь сценарий завершатся досрочно (break).</w:t>
+      </w:r>
+    </w:p>
+    <w:p>
+      <w:pPr>
+        <w:pStyle w:val="3"/>
+      </w:pPr>
+      <w:r>
+        <w:t>Сборка частей в файл</w:t>
+      </w:r>
+    </w:p>
+    <w:p>
+      <w:pPr>
+        <w:pStyle w:val="a2"/>
+      </w:pPr>
+      <w:r>
+        <w:t>После успешного сохранения всех частей StorageService собирает части в единый файл и возвращает Загруженный файл в FileController.</w:t>
+      </w:r>
+    </w:p>
+    <w:p>
+      <w:pPr>
+        <w:pStyle w:val="3"/>
+      </w:pPr>
+      <w:r>
+        <w:t>Параллельная обработка и антивирус (фрагмент par)</w:t>
+      </w:r>
+    </w:p>
+    <w:p>
+      <w:pPr>
+        <w:pStyle w:val="a2"/>
+      </w:pPr>
+      <w:r>
+        <w:t>После сборки запускаются параллельные ветви:</w:t>
+      </w:r>
+    </w:p>
+    <w:p>
+      <w:pPr>
+        <w:pStyle w:val="a2"/>
+      </w:pPr>
+      <w:r>
+        <w:t>Ветка 1 — обработка файла (Converter):</w:t>
+      </w:r>
+    </w:p>
+    <w:p>
+      <w:pPr>
+        <w:pStyle w:val="a2"/>
+      </w:pPr>
+      <w:r>
+        <w:t>FileController передаёт файл в Converter для обработки (конвертация, индексация и т.п.).</w:t>
+      </w:r>
+      <w:r>
+        <w:t xml:space="preserve"> </w:t>
+      </w:r>
+      <w:r>
+        <w:t>По завершении обработки Converter возвращает результат; FileController записывает в Journal событие обработка_успешна.</w:t>
+      </w:r>
+    </w:p>
+    <w:p>
+      <w:pPr>
+        <w:pStyle w:val="a2"/>
+      </w:pPr>
+      <w:r>
+        <w:t>Ветка 2 — антивирусная проверка:</w:t>
+      </w:r>
+    </w:p>
+    <w:p>
+      <w:pPr>
+        <w:pStyle w:val="a2"/>
+      </w:pPr>
+      <w:r>
+        <w:t>FileController инициирует проверку файла в VirusScanner.</w:t>
+      </w:r>
+    </w:p>
+    <w:p>
+      <w:pPr>
+        <w:pStyle w:val="a2"/>
+      </w:pPr>
+      <w:r>
+        <w:t>Если антивирус сообщает, что файл заражён, выполняется прерывание:</w:t>
+      </w:r>
+      <w:r>
+        <w:t xml:space="preserve"> </w:t>
+      </w:r>
+      <w:r>
+        <w:rPr>
+          <w:lang w:val="en-US"/>
+        </w:rPr>
+        <w:t>FileController</w:t>
+      </w:r>
+      <w:r>
+        <w:t xml:space="preserve"> </w:t>
+      </w:r>
+      <w:r>
+        <w:t>даёт</w:t>
+      </w:r>
+      <w:r>
+        <w:t xml:space="preserve"> </w:t>
+      </w:r>
+      <w:r>
+        <w:t>команду</w:t>
+      </w:r>
+      <w:r>
+        <w:t xml:space="preserve"> </w:t>
+      </w:r>
+      <w:r>
+        <w:rPr>
+          <w:lang w:val="en-US"/>
+        </w:rPr>
+        <w:t>StorageService</w:t>
+      </w:r>
+      <w:r>
+        <w:t xml:space="preserve"> </w:t>
+      </w:r>
+      <w:r>
+        <w:t>удалить</w:t>
+      </w:r>
+      <w:r>
+        <w:t xml:space="preserve"> </w:t>
+      </w:r>
+      <w:r>
+        <w:t>файл</w:t>
+      </w:r>
+      <w:r>
+        <w:t>;</w:t>
+      </w:r>
+      <w:r>
+        <w:t xml:space="preserve"> </w:t>
+      </w:r>
+      <w:r>
+        <w:t>в Journal записывается событие файл_заражен;</w:t>
+      </w:r>
+      <w:r>
+        <w:t xml:space="preserve"> </w:t>
+      </w:r>
+      <w:r>
+        <w:t>пользователю отправляется ошибка Ошибка: попытка загрузить зараженный файл;</w:t>
+      </w:r>
+      <w:r>
+        <w:t xml:space="preserve"> </w:t>
+      </w:r>
+      <w:r>
+        <w:t>дальнейшие действия отменяются (break в параллельном блоке).</w:t>
+      </w:r>
+    </w:p>
+    <w:p>
+      <w:pPr>
+        <w:pStyle w:val="a2"/>
+      </w:pPr>
+      <w:r>
+        <w:t>Если файл чист, FileController посылает в StorageService команду пометить файл как безопасный.</w:t>
+      </w:r>
+    </w:p>
+    <w:p>
+      <w:pPr>
+        <w:pStyle w:val="3"/>
+      </w:pPr>
+      <w:r>
+        <w:t>Опциональная публикация ссылки (фрагмент opt)</w:t>
+      </w:r>
+    </w:p>
+    <w:p>
+      <w:pPr>
+        <w:pStyle w:val="a2"/>
+      </w:pPr>
+      <w:r>
+        <w:t>Если пользователь выбрал создание публичной ссылки:</w:t>
+      </w:r>
+      <w:r>
+        <w:t xml:space="preserve"> </w:t>
+      </w:r>
+      <w:r>
+        <w:t>FileController просит StorageService создать публичную ссылку;</w:t>
+      </w:r>
+      <w:r>
+        <w:t xml:space="preserve"> </w:t>
+      </w:r>
+      <w:r>
+        <w:t>StorageService возвращает URL;</w:t>
+      </w:r>
+      <w:r>
+        <w:t xml:space="preserve"> </w:t>
+      </w:r>
+      <w:r>
+        <w:t>FileController активирует/зарегистрирует ссылку.</w:t>
+      </w:r>
+      <w:r>
+        <w:t xml:space="preserve"> </w:t>
+      </w:r>
+      <w:r>
+        <w:t>Если опция не выбрана — этот шаг пропускается.</w:t>
+      </w:r>
+    </w:p>
+    <w:p>
+      <w:pPr>
+        <w:pStyle w:val="3"/>
+      </w:pPr>
+      <w:r>
+        <w:t>Завершение</w:t>
+      </w:r>
+    </w:p>
+    <w:p>
+      <w:pPr>
+        <w:pStyle w:val="a2"/>
+      </w:pPr>
+      <w:r>
+        <w:t>FileController записывает в Journal событие загрузка_успешна.</w:t>
+      </w:r>
+      <w:r>
+        <w:t xml:space="preserve"> </w:t>
+      </w:r>
+      <w:r>
+        <w:t>FileController уведомляет пользователя Уведомить: загрузка завершена.</w:t>
+      </w:r>
+    </w:p>
+    <w:p>
+      <w:pPr>
+        <w:pStyle w:val="2"/>
+      </w:pPr>
+      <w:r>
+        <w:lastRenderedPageBreak/>
+        <w:t>Использованные к</w:t>
+      </w:r>
+      <w:r>
+        <w:t>омбинированные фрагменты</w:t>
+      </w:r>
+    </w:p>
+    <w:p>
+      <w:pPr>
+        <w:pStyle w:val="3"/>
+      </w:pPr>
+      <w:r>
+        <w:t>loop (for each) — цикл по частям файла: каждую часть отправляют и сохраняют повторяющимся образом до окончания набора частей. В диаграмме реализовано как loop for each chunk in file.chunks.</w:t>
+      </w:r>
+    </w:p>
+    <w:p>
+      <w:pPr>
+        <w:pStyle w:val="3"/>
+      </w:pPr>
+      <w:r>
+        <w:t>break — прерывание сценария: в вашей диаграмме применяется при ситуации «файл не найден», чтобы показать, что дальнейшие шаги не выполняются.</w:t>
+      </w:r>
+    </w:p>
+    <w:p>
+      <w:pPr>
+        <w:pStyle w:val="3"/>
+      </w:pPr>
+      <w:r>
+        <w:t>par (параллельность) — параллельное выполнение двух ветвей: обработка файла (Converter) и антивирусная проверка (AV) выполняются одновременно, независимо друг от друга.</w:t>
+      </w:r>
+    </w:p>
+    <w:p>
+      <w:pPr>
+        <w:pStyle w:val="3"/>
+      </w:pPr>
+      <w:r>
+        <w:t>opt (опция) — необязательное поведение: создание публичной ссылки выполняется только при выборе пользователем этой опции.</w:t>
+      </w:r>
+    </w:p>
+    <w:p>
+      <w:pPr>
+        <w:spacing w:after="160" w:line="259" w:lineRule="auto"/>
+        <w:rPr>
+          <w:rFonts w:ascii="Times New Roman" w:hAnsi="Times New Roman" w:cs="Times New Roman"/>
+          <w:sz w:val="28"/>
+        </w:rPr>
+      </w:pPr>
+      <w:r>
+        <w:br w:type="page"/>
+      </w:r>
+    </w:p>
+    <w:p>
+      <w:pPr>
+        <w:pStyle w:val="1"/>
+      </w:pPr>
+      <w:r>
+        <w:lastRenderedPageBreak/>
         <w:t xml:space="preserve">Диаграммы последовательности </w:t>
       </w:r>
     </w:p>
     <w:p>
       <w:pPr>
+        <w:pStyle w:val="2"/>
+      </w:pPr>
+      <w:r>
+        <w:t>Д</w:t>
+      </w:r>
+      <w:r>
+        <w:t>иаграмм</w:t>
+      </w:r>
+      <w:r>
+        <w:t xml:space="preserve">а </w:t>
+      </w:r>
+      <w:r>
+        <w:t>последовательности «</w:t>
+      </w:r>
+      <w:r>
+        <w:t xml:space="preserve">Скачать </w:t>
+      </w:r>
+      <w:r>
+        <w:t>файл»</w:t>
+      </w:r>
+    </w:p>
+    <w:p>
+      <w:pPr>
         <w:pStyle w:val="a2"/>
-      </w:pPr>
+        <w:keepNext/>
+        <w:ind w:firstLine="0"/>
+        <w:jc w:val="center"/>
+      </w:pPr>
+      <w:r>
+        <w:drawing>
+          <wp:inline distT="0" distB="0" distL="0" distR="0" wp14:anchorId="0F66176D" wp14:editId="408F38E1">
+            <wp:extent cx="5366860" cy="6537278"/>
+            <wp:effectExtent l="0" t="0" r="5715" b="0"/>
+            <wp:docPr id="2" name="Рисунок 2"/>
+            <wp:cNvGraphicFramePr>
+              <a:graphicFrameLocks xmlns:a="http://schemas.openxmlformats.org/drawingml/2006/main" noChangeAspect="1"/>
+            </wp:cNvGraphicFramePr>
+            <a:graphic xmlns:a="http://schemas.openxmlformats.org/drawingml/2006/main">
+              <a:graphicData uri="http://schemas.openxmlformats.org/drawingml/2006/picture">
+                <pic:pic xmlns:pic="http://schemas.openxmlformats.org/drawingml/2006/picture">
+                  <pic:nvPicPr>
+                    <pic:cNvPr id="1" name=""/>
+                    <pic:cNvPicPr/>
+                  </pic:nvPicPr>
+                  <pic:blipFill>
+                    <a:blip r:embed="rId8"/>
+                    <a:stretch>
+                      <a:fillRect/>
+                    </a:stretch>
+                  </pic:blipFill>
+                  <pic:spPr>
+                    <a:xfrm>
+                      <a:off x="0" y="0"/>
+                      <a:ext cx="5370106" cy="6541231"/>
+                    </a:xfrm>
+                    <a:prstGeom prst="rect">
+                      <a:avLst/>
+                    </a:prstGeom>
+                  </pic:spPr>
+                </pic:pic>
+              </a:graphicData>
+            </a:graphic>
+          </wp:inline>
+        </w:drawing>
+      </w:r>
+    </w:p>
+    <w:p>
+      <w:pPr>
+        <w:pStyle w:val="ab"/>
+      </w:pPr>
+      <w:r>
+        <w:t xml:space="preserve">Рисунок </w:t>
+      </w:r>
+      <w:r>
+        <w:fldChar w:fldCharType="begin"/>
+      </w:r>
+      <w:r>
+        <w:instrText xml:space="preserve"> SEQ Рисунок \* ARABIC </w:instrText>
+      </w:r>
+      <w:r>
+        <w:fldChar w:fldCharType="separate"/>
+      </w:r>
+      <w:r>
+        <w:rPr>
+          <w:noProof/>
+        </w:rPr>
+        <w:t>1</w:t>
+      </w:r>
+      <w:r>
+        <w:fldChar w:fldCharType="end"/>
+      </w:r>
+      <w:r>
+        <w:t xml:space="preserve"> – </w:t>
+      </w:r>
+      <w:r>
+        <w:t>Диаграмма</w:t>
+      </w:r>
+      <w:r>
+        <w:t xml:space="preserve"> </w:t>
+      </w:r>
+      <w:r>
+        <w:t>последовательности «Скачать файл</w:t>
+      </w:r>
+    </w:p>
+    <w:p>
+      <w:pPr>
+        <w:spacing w:after="160" w:line="259" w:lineRule="auto"/>
+        <w:rPr>
+          <w:rFonts w:ascii="Times New Roman" w:hAnsi="Times New Roman" w:cs="Times New Roman"/>
+          <w:b/>
+          <w:sz w:val="28"/>
+        </w:rPr>
+      </w:pPr>
+      <w:r>
+        <w:br w:type="page"/>
+      </w:r>
+    </w:p>
+    <w:p>
+      <w:pPr>
+        <w:pStyle w:val="2"/>
+      </w:pPr>
+      <w:r>
+        <w:lastRenderedPageBreak/>
+        <w:t>Диаграмма последовательности «Загрузить файл»</w:t>
+      </w:r>
+    </w:p>
+    <w:p>
+      <w:pPr>
+        <w:pStyle w:val="a2"/>
+        <w:keepNext/>
+        <w:ind w:firstLine="0"/>
+        <w:jc w:val="center"/>
+      </w:pPr>
+      <w:r>
+        <w:drawing>
+          <wp:inline distT="0" distB="0" distL="0" distR="0" wp14:anchorId="6B935005" wp14:editId="3DEB8FA8">
+            <wp:extent cx="5106034" cy="7997588"/>
+            <wp:effectExtent l="0" t="0" r="0" b="3810"/>
+            <wp:docPr id="1" name="Рисунок 1"/>
+            <wp:cNvGraphicFramePr>
+              <a:graphicFrameLocks xmlns:a="http://schemas.openxmlformats.org/drawingml/2006/main" noChangeAspect="1"/>
+            </wp:cNvGraphicFramePr>
+            <a:graphic xmlns:a="http://schemas.openxmlformats.org/drawingml/2006/main">
+              <a:graphicData uri="http://schemas.openxmlformats.org/drawingml/2006/picture">
+                <pic:pic xmlns:pic="http://schemas.openxmlformats.org/drawingml/2006/picture">
+                  <pic:nvPicPr>
+                    <pic:cNvPr id="1" name=""/>
+                    <pic:cNvPicPr/>
+                  </pic:nvPicPr>
+                  <pic:blipFill>
+                    <a:blip r:embed="rId9"/>
+                    <a:stretch>
+                      <a:fillRect/>
+                    </a:stretch>
+                  </pic:blipFill>
+                  <pic:spPr>
+                    <a:xfrm>
+                      <a:off x="0" y="0"/>
+                      <a:ext cx="5120174" cy="8019735"/>
+                    </a:xfrm>
+                    <a:prstGeom prst="rect">
+                      <a:avLst/>
+                    </a:prstGeom>
+                  </pic:spPr>
+                </pic:pic>
+              </a:graphicData>
+            </a:graphic>
+          </wp:inline>
+        </w:drawing>
+      </w:r>
+    </w:p>
+    <w:p>
+      <w:pPr>
+        <w:pStyle w:val="ab"/>
+      </w:pPr>
+      <w:r>
+        <w:t xml:space="preserve">Рисунок </w:t>
+      </w:r>
+      <w:r>
+        <w:fldChar w:fldCharType="begin"/>
+      </w:r>
+      <w:r>
+        <w:instrText xml:space="preserve"> SEQ Рисунок \* ARABIC </w:instrText>
+      </w:r>
+      <w:r>
+        <w:fldChar w:fldCharType="separate"/>
+      </w:r>
+      <w:r>
+        <w:rPr>
+          <w:noProof/>
+        </w:rPr>
+        <w:t>2</w:t>
+      </w:r>
+      <w:r>
+        <w:fldChar w:fldCharType="end"/>
+      </w:r>
+      <w:r>
+        <w:t xml:space="preserve"> - </w:t>
+      </w:r>
+      <w:r>
+        <w:t>Диаграмма последовательности «</w:t>
+      </w:r>
+      <w:r>
+        <w:t>Загрузить</w:t>
+      </w:r>
+      <w:r>
+        <w:t xml:space="preserve"> файл</w:t>
+      </w:r>
+      <w:r>
+        <w:br w:type="page"/>
+      </w:r>
     </w:p>
     <w:p>
       <w:pPr>
         <w:pStyle w:val="1"/>
       </w:pPr>
       <w:r>
+        <w:lastRenderedPageBreak/>
         <w:t xml:space="preserve"> Анализ выполненной работы</w:t>
       </w:r>
     </w:p>
@@ -53,6 +1090,143 @@
       <w:pPr>
         <w:pStyle w:val="a2"/>
       </w:pPr>
+      <w:r>
+        <w:t xml:space="preserve">Диаграмма построена корректно: выбранные участники отражают реальные роли в системе (пользователь, контроллер, хранилище, антивирус, обработчик и журнал). Использованные </w:t>
+      </w:r>
+      <w:r>
+        <w:t xml:space="preserve">все </w:t>
+      </w:r>
+      <w:r>
+        <w:t>комбинированные фрагменты</w:t>
+      </w:r>
+      <w:r>
+        <w:t>:</w:t>
+      </w:r>
+    </w:p>
+    <w:p>
+      <w:pPr>
+        <w:pStyle w:val="a0"/>
+      </w:pPr>
+      <w:r>
+        <w:t>Завершение (break)</w:t>
+      </w:r>
+    </w:p>
+    <w:p>
+      <w:pPr>
+        <w:pStyle w:val="a0"/>
+      </w:pPr>
+      <w:r>
+        <w:t>Цикл (loop)</w:t>
+      </w:r>
+    </w:p>
+    <w:p>
+      <w:pPr>
+        <w:pStyle w:val="a0"/>
+      </w:pPr>
+      <w:r>
+        <w:t>Альтернатива (alt)</w:t>
+      </w:r>
+    </w:p>
+    <w:p>
+      <w:pPr>
+        <w:pStyle w:val="a0"/>
+      </w:pPr>
+      <w:r>
+        <w:t>Вариант (opt)</w:t>
+      </w:r>
+    </w:p>
+    <w:p>
+      <w:pPr>
+        <w:pStyle w:val="a0"/>
+      </w:pPr>
+      <w:r>
+        <w:t>Параллельность (par)</w:t>
+      </w:r>
+    </w:p>
+    <w:p>
+      <w:pPr>
+        <w:pStyle w:val="a2"/>
+      </w:pPr>
+      <w:r>
+        <w:t>Они п</w:t>
+      </w:r>
+      <w:r>
+        <w:t>рименены уместно и помогают показать разные сценарии выполнения — от успешных путей до ошибок и параллельных процессов.</w:t>
+      </w:r>
+    </w:p>
+    <w:p>
+      <w:pPr>
+        <w:pStyle w:val="a2"/>
+      </w:pPr>
+      <w:r>
+        <w:t xml:space="preserve">Алгоритм в целом точный: он включает проверку квоты, передачу </w:t>
+      </w:r>
+      <w:r>
+        <w:t>файла</w:t>
+      </w:r>
+      <w:r>
+        <w:t>, сборку файла, обработку, антивирусную проверку и опциональное создание ссылки. Ошибки квоты, сохранения или заражения файла корректно завершают процесс с помощью break.</w:t>
+      </w:r>
+    </w:p>
+    <w:p>
+      <w:pPr>
+        <w:pStyle w:val="a2"/>
+      </w:pPr>
+      <w:r>
+        <w:t>Есть несколько моментов, которые можно улучшить.</w:t>
+      </w:r>
+    </w:p>
+    <w:p>
+      <w:pPr>
+        <w:pStyle w:val="a"/>
+        <w:rPr>
+          <w:lang w:val="ru-RU"/>
+        </w:rPr>
+      </w:pPr>
+      <w:r>
+        <w:rPr>
+          <w:lang w:val="ru-RU"/>
+        </w:rPr>
+        <w:t>В цикле передачи частей (</w:t>
+      </w:r>
+      <w:r>
+        <w:t>loop</w:t>
+      </w:r>
+      <w:r>
+        <w:rPr>
+          <w:lang w:val="ru-RU"/>
+        </w:rPr>
+        <w:t>) можно добавить уточнение о повторных попытках (</w:t>
+      </w:r>
+      <w:r>
+        <w:t>retry</w:t>
+      </w:r>
+      <w:r>
+        <w:rPr>
+          <w:lang w:val="ru-RU"/>
+        </w:rPr>
+        <w:t xml:space="preserve">) или реакции на частичные сбои. </w:t>
+      </w:r>
+    </w:p>
+    <w:p>
+      <w:pPr>
+        <w:pStyle w:val="a"/>
+        <w:rPr>
+          <w:lang w:val="ru-RU"/>
+        </w:rPr>
+      </w:pPr>
+      <w:r>
+        <w:rPr>
+          <w:lang w:val="ru-RU"/>
+        </w:rPr>
+        <w:t>М</w:t>
+      </w:r>
+      <w:r>
+        <w:rPr>
+          <w:lang w:val="ru-RU"/>
+        </w:rPr>
+        <w:t>ожно более явно показать, что происходит с уже загруженными частями при ошибке.</w:t>
+      </w:r>
     </w:p>
     <w:sectPr>
       <w:pgSz w:w="12240" w:h="15840"/>
@@ -1408,6 +2582,36 @@
   </w:num>
   <w:num w:numId="42" w16cid:durableId="1484813877">
     <w:abstractNumId w:val="6"/>
+  </w:num>
+  <w:num w:numId="43" w16cid:durableId="734477998">
+    <w:abstractNumId w:val="4"/>
+    <w:lvlOverride w:ilvl="0">
+      <w:startOverride w:val="1"/>
+    </w:lvlOverride>
+    <w:lvlOverride w:ilvl="1">
+      <w:startOverride w:val="1"/>
+    </w:lvlOverride>
+    <w:lvlOverride w:ilvl="2">
+      <w:startOverride w:val="1"/>
+    </w:lvlOverride>
+    <w:lvlOverride w:ilvl="3">
+      <w:startOverride w:val="1"/>
+    </w:lvlOverride>
+    <w:lvlOverride w:ilvl="4">
+      <w:startOverride w:val="1"/>
+    </w:lvlOverride>
+    <w:lvlOverride w:ilvl="5">
+      <w:startOverride w:val="1"/>
+    </w:lvlOverride>
+    <w:lvlOverride w:ilvl="6">
+      <w:startOverride w:val="1"/>
+    </w:lvlOverride>
+    <w:lvlOverride w:ilvl="7">
+      <w:startOverride w:val="1"/>
+    </w:lvlOverride>
+    <w:lvlOverride w:ilvl="8">
+      <w:startOverride w:val="1"/>
+    </w:lvlOverride>
   </w:num>
 </w:numbering>
 </file>
@@ -1881,7 +3085,6 @@
   <w:style w:type="character" w:default="1" w:styleId="a3">
     <w:name w:val="Default Paragraph Font"/>
     <w:uiPriority w:val="1"/>
-    <w:semiHidden/>
     <w:unhideWhenUsed/>
   </w:style>
   <w:style w:type="table" w:default="1" w:styleId="a4">
@@ -2152,7 +3355,6 @@
     <w:next w:val="a1"/>
     <w:link w:val="ac"/>
     <w:uiPriority w:val="35"/>
-    <w:semiHidden/>
     <w:unhideWhenUsed/>
     <w:qFormat/>
     <w:rsid w:val="0054194D"/>
